--- a/docs/samples/项目方案-智慧园区一期.docx
+++ b/docs/samples/项目方案-智慧园区一期.docx
@@ -332,7 +332,7 @@
     </w:p>
     <w:p>
       <w:pPr>
-        <w:ind w:firstLineChars="200"/>
+        <w:ind w:firstLine="480" w:firstLineChars="200"/>
         <w:jc w:val="both"/>
       </w:pPr>
       <w:r>
@@ -400,7 +400,7 @@
     </w:p>
     <w:tbl>
       <w:tblPr>
-        <w:tblW w:type="pct" w:w="5000"/>
+        <w:tblW w:type="dxa" w:w="8300"/>
         <w:tblBorders>
           <w:top w:val="single" w:color="auto" w:sz="4"/>
           <w:left w:val="single" w:color="auto" w:sz="4"/>
@@ -411,9 +411,9 @@
         </w:tblBorders>
       </w:tblPr>
       <w:tblGrid>
-        <w:gridCol w:w="2767"/>
-        <w:gridCol w:w="2767"/>
-        <w:gridCol w:w="2767"/>
+        <w:gridCol w:w="905"/>
+        <w:gridCol w:w="3471"/>
+        <w:gridCol w:w="3924"/>
       </w:tblGrid>
       <w:tr>
         <w:trPr>
@@ -422,6 +422,7 @@
         </w:trPr>
         <w:tc>
           <w:tcPr>
+            <w:tcW w:type="dxa" w:w="905"/>
             <w:tcBorders>
               <w:top w:val="single" w:color="BFC7D1" w:sz="4"/>
               <w:left w:val="single" w:color="BFC7D1" w:sz="4"/>
@@ -454,6 +455,7 @@
         </w:tc>
         <w:tc>
           <w:tcPr>
+            <w:tcW w:type="dxa" w:w="3471"/>
             <w:tcBorders>
               <w:top w:val="single" w:color="BFC7D1" w:sz="4"/>
               <w:left w:val="single" w:color="BFC7D1" w:sz="4"/>
@@ -486,6 +488,7 @@
         </w:tc>
         <w:tc>
           <w:tcPr>
+            <w:tcW w:type="dxa" w:w="3924"/>
             <w:tcBorders>
               <w:top w:val="single" w:color="BFC7D1" w:sz="4"/>
               <w:left w:val="single" w:color="BFC7D1" w:sz="4"/>
@@ -523,6 +526,7 @@
         </w:trPr>
         <w:tc>
           <w:tcPr>
+            <w:tcW w:type="dxa" w:w="905"/>
             <w:tcBorders>
               <w:top w:val="single" w:color="BFC7D1" w:sz="4"/>
               <w:left w:val="single" w:color="BFC7D1" w:sz="4"/>
@@ -549,6 +553,7 @@
         </w:tc>
         <w:tc>
           <w:tcPr>
+            <w:tcW w:type="dxa" w:w="3471"/>
             <w:tcBorders>
               <w:top w:val="single" w:color="BFC7D1" w:sz="4"/>
               <w:left w:val="single" w:color="BFC7D1" w:sz="4"/>
@@ -575,6 +580,7 @@
         </w:tc>
         <w:tc>
           <w:tcPr>
+            <w:tcW w:type="dxa" w:w="3924"/>
             <w:tcBorders>
               <w:top w:val="single" w:color="BFC7D1" w:sz="4"/>
               <w:left w:val="single" w:color="BFC7D1" w:sz="4"/>
@@ -606,6 +612,7 @@
         </w:trPr>
         <w:tc>
           <w:tcPr>
+            <w:tcW w:type="dxa" w:w="905"/>
             <w:tcBorders>
               <w:top w:val="single" w:color="BFC7D1" w:sz="4"/>
               <w:left w:val="single" w:color="BFC7D1" w:sz="4"/>
@@ -633,6 +640,7 @@
         </w:tc>
         <w:tc>
           <w:tcPr>
+            <w:tcW w:type="dxa" w:w="3471"/>
             <w:tcBorders>
               <w:top w:val="single" w:color="BFC7D1" w:sz="4"/>
               <w:left w:val="single" w:color="BFC7D1" w:sz="4"/>
@@ -660,6 +668,7 @@
         </w:tc>
         <w:tc>
           <w:tcPr>
+            <w:tcW w:type="dxa" w:w="3924"/>
             <w:tcBorders>
               <w:top w:val="single" w:color="BFC7D1" w:sz="4"/>
               <w:left w:val="single" w:color="BFC7D1" w:sz="4"/>
@@ -692,6 +701,7 @@
         </w:trPr>
         <w:tc>
           <w:tcPr>
+            <w:tcW w:type="dxa" w:w="905"/>
             <w:tcBorders>
               <w:top w:val="single" w:color="BFC7D1" w:sz="4"/>
               <w:left w:val="single" w:color="BFC7D1" w:sz="4"/>
@@ -718,6 +728,7 @@
         </w:tc>
         <w:tc>
           <w:tcPr>
+            <w:tcW w:type="dxa" w:w="3471"/>
             <w:tcBorders>
               <w:top w:val="single" w:color="BFC7D1" w:sz="4"/>
               <w:left w:val="single" w:color="BFC7D1" w:sz="4"/>
@@ -744,6 +755,7 @@
         </w:tc>
         <w:tc>
           <w:tcPr>
+            <w:tcW w:type="dxa" w:w="3924"/>
             <w:tcBorders>
               <w:top w:val="single" w:color="BFC7D1" w:sz="4"/>
               <w:left w:val="single" w:color="BFC7D1" w:sz="4"/>
@@ -895,7 +907,7 @@
     </w:p>
     <w:tbl>
       <w:tblPr>
-        <w:tblW w:type="pct" w:w="5000"/>
+        <w:tblW w:type="dxa" w:w="8300"/>
         <w:tblBorders>
           <w:top w:val="single" w:color="auto" w:sz="4"/>
           <w:left w:val="single" w:color="auto" w:sz="4"/>
@@ -906,10 +918,10 @@
         </w:tblBorders>
       </w:tblPr>
       <w:tblGrid>
-        <w:gridCol w:w="2075"/>
-        <w:gridCol w:w="2075"/>
-        <w:gridCol w:w="2075"/>
-        <w:gridCol w:w="2075"/>
+        <w:gridCol w:w="1165"/>
+        <w:gridCol w:w="1602"/>
+        <w:gridCol w:w="3204"/>
+        <w:gridCol w:w="2330"/>
       </w:tblGrid>
       <w:tr>
         <w:trPr>
@@ -918,6 +930,7 @@
         </w:trPr>
         <w:tc>
           <w:tcPr>
+            <w:tcW w:type="dxa" w:w="1165"/>
             <w:tcBorders>
               <w:top w:val="single" w:color="BFC7D1" w:sz="4"/>
               <w:left w:val="single" w:color="BFC7D1" w:sz="4"/>
@@ -950,6 +963,7 @@
         </w:tc>
         <w:tc>
           <w:tcPr>
+            <w:tcW w:type="dxa" w:w="1602"/>
             <w:tcBorders>
               <w:top w:val="single" w:color="BFC7D1" w:sz="4"/>
               <w:left w:val="single" w:color="BFC7D1" w:sz="4"/>
@@ -982,6 +996,7 @@
         </w:tc>
         <w:tc>
           <w:tcPr>
+            <w:tcW w:type="dxa" w:w="3204"/>
             <w:tcBorders>
               <w:top w:val="single" w:color="BFC7D1" w:sz="4"/>
               <w:left w:val="single" w:color="BFC7D1" w:sz="4"/>
@@ -1014,6 +1029,7 @@
         </w:tc>
         <w:tc>
           <w:tcPr>
+            <w:tcW w:type="dxa" w:w="2330"/>
             <w:tcBorders>
               <w:top w:val="single" w:color="BFC7D1" w:sz="4"/>
               <w:left w:val="single" w:color="BFC7D1" w:sz="4"/>
@@ -1051,6 +1067,7 @@
         </w:trPr>
         <w:tc>
           <w:tcPr>
+            <w:tcW w:type="dxa" w:w="1165"/>
             <w:tcBorders>
               <w:top w:val="single" w:color="BFC7D1" w:sz="4"/>
               <w:left w:val="single" w:color="BFC7D1" w:sz="4"/>
@@ -1077,6 +1094,7 @@
         </w:tc>
         <w:tc>
           <w:tcPr>
+            <w:tcW w:type="dxa" w:w="1602"/>
             <w:tcBorders>
               <w:top w:val="single" w:color="BFC7D1" w:sz="4"/>
               <w:left w:val="single" w:color="BFC7D1" w:sz="4"/>
@@ -1103,6 +1121,7 @@
         </w:tc>
         <w:tc>
           <w:tcPr>
+            <w:tcW w:type="dxa" w:w="3204"/>
             <w:tcBorders>
               <w:top w:val="single" w:color="BFC7D1" w:sz="4"/>
               <w:left w:val="single" w:color="BFC7D1" w:sz="4"/>
@@ -1129,6 +1148,7 @@
         </w:tc>
         <w:tc>
           <w:tcPr>
+            <w:tcW w:type="dxa" w:w="2330"/>
             <w:tcBorders>
               <w:top w:val="single" w:color="BFC7D1" w:sz="4"/>
               <w:left w:val="single" w:color="BFC7D1" w:sz="4"/>
@@ -1160,6 +1180,7 @@
         </w:trPr>
         <w:tc>
           <w:tcPr>
+            <w:tcW w:type="dxa" w:w="1165"/>
             <w:tcBorders>
               <w:top w:val="single" w:color="BFC7D1" w:sz="4"/>
               <w:left w:val="single" w:color="BFC7D1" w:sz="4"/>
@@ -1187,6 +1208,7 @@
         </w:tc>
         <w:tc>
           <w:tcPr>
+            <w:tcW w:type="dxa" w:w="1602"/>
             <w:tcBorders>
               <w:top w:val="single" w:color="BFC7D1" w:sz="4"/>
               <w:left w:val="single" w:color="BFC7D1" w:sz="4"/>
@@ -1214,6 +1236,7 @@
         </w:tc>
         <w:tc>
           <w:tcPr>
+            <w:tcW w:type="dxa" w:w="3204"/>
             <w:tcBorders>
               <w:top w:val="single" w:color="BFC7D1" w:sz="4"/>
               <w:left w:val="single" w:color="BFC7D1" w:sz="4"/>
@@ -1241,6 +1264,7 @@
         </w:tc>
         <w:tc>
           <w:tcPr>
+            <w:tcW w:type="dxa" w:w="2330"/>
             <w:tcBorders>
               <w:top w:val="single" w:color="BFC7D1" w:sz="4"/>
               <w:left w:val="single" w:color="BFC7D1" w:sz="4"/>
@@ -1273,6 +1297,7 @@
         </w:trPr>
         <w:tc>
           <w:tcPr>
+            <w:tcW w:type="dxa" w:w="1165"/>
             <w:tcBorders>
               <w:top w:val="single" w:color="BFC7D1" w:sz="4"/>
               <w:left w:val="single" w:color="BFC7D1" w:sz="4"/>
@@ -1299,6 +1324,7 @@
         </w:tc>
         <w:tc>
           <w:tcPr>
+            <w:tcW w:type="dxa" w:w="1602"/>
             <w:tcBorders>
               <w:top w:val="single" w:color="BFC7D1" w:sz="4"/>
               <w:left w:val="single" w:color="BFC7D1" w:sz="4"/>
@@ -1325,6 +1351,7 @@
         </w:tc>
         <w:tc>
           <w:tcPr>
+            <w:tcW w:type="dxa" w:w="3204"/>
             <w:tcBorders>
               <w:top w:val="single" w:color="BFC7D1" w:sz="4"/>
               <w:left w:val="single" w:color="BFC7D1" w:sz="4"/>
@@ -1351,6 +1378,7 @@
         </w:tc>
         <w:tc>
           <w:tcPr>
+            <w:tcW w:type="dxa" w:w="2330"/>
             <w:tcBorders>
               <w:top w:val="single" w:color="BFC7D1" w:sz="4"/>
               <w:left w:val="single" w:color="BFC7D1" w:sz="4"/>
@@ -1382,6 +1410,7 @@
         </w:trPr>
         <w:tc>
           <w:tcPr>
+            <w:tcW w:type="dxa" w:w="1165"/>
             <w:tcBorders>
               <w:top w:val="single" w:color="BFC7D1" w:sz="4"/>
               <w:left w:val="single" w:color="BFC7D1" w:sz="4"/>
@@ -1409,6 +1438,7 @@
         </w:tc>
         <w:tc>
           <w:tcPr>
+            <w:tcW w:type="dxa" w:w="1602"/>
             <w:tcBorders>
               <w:top w:val="single" w:color="BFC7D1" w:sz="4"/>
               <w:left w:val="single" w:color="BFC7D1" w:sz="4"/>
@@ -1436,6 +1466,7 @@
         </w:tc>
         <w:tc>
           <w:tcPr>
+            <w:tcW w:type="dxa" w:w="3204"/>
             <w:tcBorders>
               <w:top w:val="single" w:color="BFC7D1" w:sz="4"/>
               <w:left w:val="single" w:color="BFC7D1" w:sz="4"/>
@@ -1463,6 +1494,7 @@
         </w:tc>
         <w:tc>
           <w:tcPr>
+            <w:tcW w:type="dxa" w:w="2330"/>
             <w:tcBorders>
               <w:top w:val="single" w:color="BFC7D1" w:sz="4"/>
               <w:left w:val="single" w:color="BFC7D1" w:sz="4"/>
@@ -1512,7 +1544,7 @@
     </w:p>
     <w:tbl>
       <w:tblPr>
-        <w:tblW w:type="pct" w:w="5000"/>
+        <w:tblW w:type="dxa" w:w="8300"/>
         <w:tblBorders>
           <w:top w:val="single" w:color="auto" w:sz="4"/>
           <w:left w:val="single" w:color="auto" w:sz="4"/>
@@ -1523,10 +1555,10 @@
         </w:tblBorders>
       </w:tblPr>
       <w:tblGrid>
-        <w:gridCol w:w="2075"/>
-        <w:gridCol w:w="2075"/>
-        <w:gridCol w:w="2075"/>
-        <w:gridCol w:w="2075"/>
+        <w:gridCol w:w="2165"/>
+        <w:gridCol w:w="1083"/>
+        <w:gridCol w:w="2526"/>
+        <w:gridCol w:w="2526"/>
       </w:tblGrid>
       <w:tr>
         <w:trPr>
@@ -1535,6 +1567,7 @@
         </w:trPr>
         <w:tc>
           <w:tcPr>
+            <w:tcW w:type="dxa" w:w="2165"/>
             <w:tcBorders>
               <w:top w:val="single" w:color="BFC7D1" w:sz="4"/>
               <w:left w:val="single" w:color="BFC7D1" w:sz="4"/>
@@ -1567,6 +1600,7 @@
         </w:tc>
         <w:tc>
           <w:tcPr>
+            <w:tcW w:type="dxa" w:w="1083"/>
             <w:tcBorders>
               <w:top w:val="single" w:color="BFC7D1" w:sz="4"/>
               <w:left w:val="single" w:color="BFC7D1" w:sz="4"/>
@@ -1599,6 +1633,7 @@
         </w:tc>
         <w:tc>
           <w:tcPr>
+            <w:tcW w:type="dxa" w:w="2526"/>
             <w:tcBorders>
               <w:top w:val="single" w:color="BFC7D1" w:sz="4"/>
               <w:left w:val="single" w:color="BFC7D1" w:sz="4"/>
@@ -1631,6 +1666,7 @@
         </w:tc>
         <w:tc>
           <w:tcPr>
+            <w:tcW w:type="dxa" w:w="2526"/>
             <w:tcBorders>
               <w:top w:val="single" w:color="BFC7D1" w:sz="4"/>
               <w:left w:val="single" w:color="BFC7D1" w:sz="4"/>
@@ -1668,6 +1704,7 @@
         </w:trPr>
         <w:tc>
           <w:tcPr>
+            <w:tcW w:type="dxa" w:w="2165"/>
             <w:tcBorders>
               <w:top w:val="single" w:color="BFC7D1" w:sz="4"/>
               <w:left w:val="single" w:color="BFC7D1" w:sz="4"/>
@@ -1694,6 +1731,7 @@
         </w:tc>
         <w:tc>
           <w:tcPr>
+            <w:tcW w:type="dxa" w:w="1083"/>
             <w:tcBorders>
               <w:top w:val="single" w:color="BFC7D1" w:sz="4"/>
               <w:left w:val="single" w:color="BFC7D1" w:sz="4"/>
@@ -1720,6 +1758,7 @@
         </w:tc>
         <w:tc>
           <w:tcPr>
+            <w:tcW w:type="dxa" w:w="2526"/>
             <w:tcBorders>
               <w:top w:val="single" w:color="BFC7D1" w:sz="4"/>
               <w:left w:val="single" w:color="BFC7D1" w:sz="4"/>
@@ -1746,6 +1785,7 @@
         </w:tc>
         <w:tc>
           <w:tcPr>
+            <w:tcW w:type="dxa" w:w="2526"/>
             <w:tcBorders>
               <w:top w:val="single" w:color="BFC7D1" w:sz="4"/>
               <w:left w:val="single" w:color="BFC7D1" w:sz="4"/>
@@ -1777,6 +1817,7 @@
         </w:trPr>
         <w:tc>
           <w:tcPr>
+            <w:tcW w:type="dxa" w:w="2165"/>
             <w:tcBorders>
               <w:top w:val="single" w:color="BFC7D1" w:sz="4"/>
               <w:left w:val="single" w:color="BFC7D1" w:sz="4"/>
@@ -1804,6 +1845,7 @@
         </w:tc>
         <w:tc>
           <w:tcPr>
+            <w:tcW w:type="dxa" w:w="1083"/>
             <w:tcBorders>
               <w:top w:val="single" w:color="BFC7D1" w:sz="4"/>
               <w:left w:val="single" w:color="BFC7D1" w:sz="4"/>
@@ -1831,6 +1873,7 @@
         </w:tc>
         <w:tc>
           <w:tcPr>
+            <w:tcW w:type="dxa" w:w="2526"/>
             <w:tcBorders>
               <w:top w:val="single" w:color="BFC7D1" w:sz="4"/>
               <w:left w:val="single" w:color="BFC7D1" w:sz="4"/>
@@ -1858,6 +1901,7 @@
         </w:tc>
         <w:tc>
           <w:tcPr>
+            <w:tcW w:type="dxa" w:w="2526"/>
             <w:tcBorders>
               <w:top w:val="single" w:color="BFC7D1" w:sz="4"/>
               <w:left w:val="single" w:color="BFC7D1" w:sz="4"/>
@@ -1890,6 +1934,7 @@
         </w:trPr>
         <w:tc>
           <w:tcPr>
+            <w:tcW w:type="dxa" w:w="2165"/>
             <w:tcBorders>
               <w:top w:val="single" w:color="BFC7D1" w:sz="4"/>
               <w:left w:val="single" w:color="BFC7D1" w:sz="4"/>
@@ -1916,6 +1961,7 @@
         </w:tc>
         <w:tc>
           <w:tcPr>
+            <w:tcW w:type="dxa" w:w="1083"/>
             <w:tcBorders>
               <w:top w:val="single" w:color="BFC7D1" w:sz="4"/>
               <w:left w:val="single" w:color="BFC7D1" w:sz="4"/>
@@ -1942,6 +1988,7 @@
         </w:tc>
         <w:tc>
           <w:tcPr>
+            <w:tcW w:type="dxa" w:w="2526"/>
             <w:tcBorders>
               <w:top w:val="single" w:color="BFC7D1" w:sz="4"/>
               <w:left w:val="single" w:color="BFC7D1" w:sz="4"/>
@@ -1968,6 +2015,7 @@
         </w:tc>
         <w:tc>
           <w:tcPr>
+            <w:tcW w:type="dxa" w:w="2526"/>
             <w:tcBorders>
               <w:top w:val="single" w:color="BFC7D1" w:sz="4"/>
               <w:left w:val="single" w:color="BFC7D1" w:sz="4"/>
@@ -1999,6 +2047,7 @@
         </w:trPr>
         <w:tc>
           <w:tcPr>
+            <w:tcW w:type="dxa" w:w="2165"/>
             <w:tcBorders>
               <w:top w:val="single" w:color="BFC7D1" w:sz="4"/>
               <w:left w:val="single" w:color="BFC7D1" w:sz="4"/>
@@ -2026,6 +2075,7 @@
         </w:tc>
         <w:tc>
           <w:tcPr>
+            <w:tcW w:type="dxa" w:w="1083"/>
             <w:tcBorders>
               <w:top w:val="single" w:color="BFC7D1" w:sz="4"/>
               <w:left w:val="single" w:color="BFC7D1" w:sz="4"/>
@@ -2053,6 +2103,7 @@
         </w:tc>
         <w:tc>
           <w:tcPr>
+            <w:tcW w:type="dxa" w:w="2526"/>
             <w:tcBorders>
               <w:top w:val="single" w:color="BFC7D1" w:sz="4"/>
               <w:left w:val="single" w:color="BFC7D1" w:sz="4"/>
@@ -2080,6 +2131,7 @@
         </w:tc>
         <w:tc>
           <w:tcPr>
+            <w:tcW w:type="dxa" w:w="2526"/>
             <w:tcBorders>
               <w:top w:val="single" w:color="BFC7D1" w:sz="4"/>
               <w:left w:val="single" w:color="BFC7D1" w:sz="4"/>
@@ -2112,6 +2164,7 @@
         </w:trPr>
         <w:tc>
           <w:tcPr>
+            <w:tcW w:type="dxa" w:w="2165"/>
             <w:tcBorders>
               <w:top w:val="single" w:color="BFC7D1" w:sz="4"/>
               <w:left w:val="single" w:color="BFC7D1" w:sz="4"/>
@@ -2142,6 +2195,7 @@
         </w:tc>
         <w:tc>
           <w:tcPr>
+            <w:tcW w:type="dxa" w:w="1083"/>
             <w:tcBorders>
               <w:top w:val="single" w:color="BFC7D1" w:sz="4"/>
               <w:left w:val="single" w:color="BFC7D1" w:sz="4"/>
@@ -2165,6 +2219,7 @@
         </w:tc>
         <w:tc>
           <w:tcPr>
+            <w:tcW w:type="dxa" w:w="2526"/>
             <w:tcBorders>
               <w:top w:val="single" w:color="BFC7D1" w:sz="4"/>
               <w:left w:val="single" w:color="BFC7D1" w:sz="4"/>
@@ -2188,6 +2243,7 @@
         </w:tc>
         <w:tc>
           <w:tcPr>
+            <w:tcW w:type="dxa" w:w="2526"/>
             <w:tcBorders>
               <w:top w:val="single" w:color="BFC7D1" w:sz="4"/>
               <w:left w:val="single" w:color="BFC7D1" w:sz="4"/>

--- a/docs/samples/项目方案-智慧园区一期.docx
+++ b/docs/samples/项目方案-智慧园区一期.docx
@@ -2,17 +2,9 @@
 <file path=word/document.xml><?xml version="1.0" encoding="utf-8"?>
 <w:document xmlns:wpc="http://schemas.microsoft.com/office/word/2010/wordprocessingCanvas" xmlns:mc="http://schemas.openxmlformats.org/markup-compatibility/2006" xmlns:o="urn:schemas-microsoft-com:office:office" xmlns:r="http://schemas.openxmlformats.org/officeDocument/2006/relationships" xmlns:m="http://schemas.openxmlformats.org/officeDocument/2006/math" xmlns:v="urn:schemas-microsoft-com:vml" xmlns:wp14="http://schemas.microsoft.com/office/word/2010/wordprocessingDrawing" xmlns:wp="http://schemas.openxmlformats.org/drawingml/2006/wordprocessingDrawing" xmlns:w10="urn:schemas-microsoft-com:office:word" xmlns:w="http://schemas.openxmlformats.org/wordprocessingml/2006/main" xmlns:w14="http://schemas.microsoft.com/office/word/2010/wordml" xmlns:w15="http://schemas.microsoft.com/office/word/2012/wordml" xmlns:wpg="http://schemas.microsoft.com/office/word/2010/wordprocessingGroup" xmlns:wpi="http://schemas.microsoft.com/office/word/2010/wordprocessingInk" xmlns:wne="http://schemas.microsoft.com/office/word/2006/wordml" xmlns:wps="http://schemas.microsoft.com/office/word/2010/wordprocessingShape" xmlns:cx="http://schemas.microsoft.com/office/drawing/2014/chartex" xmlns:cx1="http://schemas.microsoft.com/office/drawing/2015/9/8/chartex" xmlns:cx2="http://schemas.microsoft.com/office/drawing/2015/10/21/chartex" xmlns:cx3="http://schemas.microsoft.com/office/drawing/2016/5/9/chartex" xmlns:cx4="http://schemas.microsoft.com/office/drawing/2016/5/10/chartex" xmlns:cx5="http://schemas.microsoft.com/office/drawing/2016/5/11/chartex" xmlns:cx6="http://schemas.microsoft.com/office/drawing/2016/5/12/chartex" xmlns:cx7="http://schemas.microsoft.com/office/drawing/2016/5/13/chartex" xmlns:cx8="http://schemas.microsoft.com/office/drawing/2016/5/14/chartex" xmlns:aink="http://schemas.microsoft.com/office/drawing/2016/ink" xmlns:am3d="http://schemas.microsoft.com/office/drawing/2017/model3d" xmlns:w16cex="http://schemas.microsoft.com/office/word/2018/wordml/cex" xmlns:w16cid="http://schemas.microsoft.com/office/word/2016/wordml/cid" xmlns:w16="http://schemas.microsoft.com/office/word/2018/wordml" xmlns:w16sdtdh="http://schemas.microsoft.com/office/word/2020/wordml/sdtdatahash" xmlns:w16se="http://schemas.microsoft.com/office/word/2015/wordml/symex" mc:Ignorable="w14 w15 wp14">
   <w:body>
-    <w:p/>
-    <w:p/>
-    <w:p/>
-    <w:p/>
-    <w:p/>
-    <w:p/>
-    <w:p/>
-    <w:p/>
-    <w:p>
-      <w:pPr>
-        <w:spacing w:after="360"/>
+    <w:p>
+      <w:pPr>
+        <w:spacing w:after="360" w:before="3400" w:line="360"/>
         <w:jc w:val="center"/>
       </w:pPr>
       <w:r>
@@ -51,19 +43,10 @@
         <w:jc w:val="center"/>
       </w:pPr>
     </w:p>
-    <w:p/>
-    <w:p/>
-    <w:p/>
-    <w:p/>
-    <w:p/>
-    <w:p/>
-    <w:p/>
-    <w:p/>
-    <w:p/>
-    <w:p/>
-    <w:p>
-      <w:pPr>
-        <w:spacing w:after="120"/>
+    <w:p>
+      <w:pPr>
+        <w:spacing w:after="120" w:before="4200" w:line="360"/>
+        <w:ind w:firstLine="0"/>
         <w:jc w:val="center"/>
       </w:pPr>
       <w:r>
@@ -77,6 +60,8 @@
     </w:p>
     <w:p>
       <w:pPr>
+        <w:spacing w:after="0" w:before="0" w:line="360"/>
+        <w:ind w:firstLine="0"/>
         <w:jc w:val="center"/>
       </w:pPr>
       <w:r>

--- a/docs/samples/项目方案-智慧园区一期.docx
+++ b/docs/samples/项目方案-智慧园区一期.docx
@@ -4,7 +4,7 @@
   <w:body>
     <w:p>
       <w:pPr>
-        <w:spacing w:after="360" w:before="3400" w:line="360"/>
+        <w:spacing w:after="360" w:before="3400"/>
         <w:jc w:val="center"/>
       </w:pPr>
       <w:r>
@@ -45,7 +45,7 @@
     </w:p>
     <w:p>
       <w:pPr>
-        <w:spacing w:after="120" w:before="4200" w:line="360"/>
+        <w:spacing w:after="120" w:before="4200"/>
         <w:ind w:firstLine="0"/>
         <w:jc w:val="center"/>
       </w:pPr>
@@ -60,7 +60,7 @@
     </w:p>
     <w:p>
       <w:pPr>
-        <w:spacing w:after="0" w:before="0" w:line="360"/>
+        <w:spacing w:after="0" w:before="0"/>
         <w:ind w:firstLine="0"/>
         <w:jc w:val="center"/>
       </w:pPr>
@@ -70,7 +70,7 @@
           <w:sz w:val="28"/>
           <w:szCs w:val="28"/>
         </w:rPr>
-        <w:t xml:space="preserve">2026 年 10 月 14 日</w:t>
+        <w:t xml:space="preserve">2026 年 10 月 15 日</w:t>
       </w:r>
     </w:p>
     <w:p>
